--- a/4. RESULTADOS/08_tratamiento_continuo/T18_formas_funcionales.docx
+++ b/4. RESULTADOS/08_tratamiento_continuo/T18_formas_funcionales.docx
@@ -487,7 +487,7 @@
                 <w:szCs w:val="22"/>
                 <w:color w:val="000000"/>
               </w:rPr>
-              <w:t xml:space="preserve">-2,872.1046</w:t>
+              <w:t xml:space="preserve">-2,891.9711</w:t>
             </w:r>
           </w:p>
         </w:tc>
@@ -767,7 +767,7 @@
                 <w:szCs w:val="22"/>
                 <w:color w:val="000000"/>
               </w:rPr>
-              <w:t xml:space="preserve">-2,870.6943</w:t>
+              <w:t xml:space="preserve">-2,890.9370</w:t>
             </w:r>
           </w:p>
         </w:tc>
@@ -877,7 +877,7 @@
                 <w:szCs w:val="22"/>
                 <w:color w:val="000000"/>
               </w:rPr>
-              <w:t xml:space="preserve">0.5913</w:t>
+              <w:t xml:space="preserve">0.4895</w:t>
             </w:r>
           </w:p>
         </w:tc>
@@ -1047,7 +1047,7 @@
                 <w:szCs w:val="22"/>
                 <w:color w:val="000000"/>
               </w:rPr>
-              <w:t xml:space="preserve">-2,881.8754</w:t>
+              <w:t xml:space="preserve">-2,901.6887</w:t>
             </w:r>
           </w:p>
         </w:tc>
@@ -1157,7 +1157,7 @@
                 <w:szCs w:val="22"/>
                 <w:color w:val="000000"/>
               </w:rPr>
-              <w:t xml:space="preserve">0.0018</w:t>
+              <w:t xml:space="preserve">0.0024</w:t>
             </w:r>
           </w:p>
         </w:tc>
@@ -1327,7 +1327,7 @@
                 <w:szCs w:val="22"/>
                 <w:color w:val="000000"/>
               </w:rPr>
-              <w:t xml:space="preserve">42,748.7052</w:t>
+              <w:t xml:space="preserve">44,456.4953</w:t>
             </w:r>
           </w:p>
         </w:tc>
@@ -1607,7 +1607,7 @@
                 <w:szCs w:val="22"/>
                 <w:color w:val="000000"/>
               </w:rPr>
-              <w:t xml:space="preserve">42,740.9310</w:t>
+              <w:t xml:space="preserve">44,454.8265</w:t>
             </w:r>
           </w:p>
         </w:tc>
@@ -1717,7 +1717,7 @@
                 <w:szCs w:val="22"/>
                 <w:color w:val="000000"/>
               </w:rPr>
-              <w:t xml:space="preserve">0.0704</w:t>
+              <w:t xml:space="preserve">0.2677</w:t>
             </w:r>
           </w:p>
         </w:tc>
@@ -1887,7 +1887,7 @@
                 <w:szCs w:val="22"/>
                 <w:color w:val="000000"/>
               </w:rPr>
-              <w:t xml:space="preserve">42,749.2019</w:t>
+              <w:t xml:space="preserve">44,452.3691</w:t>
             </w:r>
           </w:p>
         </w:tc>
@@ -1997,7 +1997,7 @@
                 <w:szCs w:val="22"/>
                 <w:color w:val="000000"/>
               </w:rPr>
-              <w:t xml:space="preserve">0.3969</w:t>
+              <w:t xml:space="preserve">0.0000</w:t>
             </w:r>
           </w:p>
         </w:tc>
